--- a/komplet_zapytanie_nr1_rev6/1_Zalacznik_1_Formularz_ofertowy_zmiany_sledzone.docx
+++ b/komplet_zapytanie_nr1_rev6/1_Zalacznik_1_Formularz_ofertowy_zmiany_sledzone.docx
@@ -2007,26 +2007,21 @@
         <w:jc w:val="both"/>
       </w:pPr>
       <w:r>
-        <w:t xml:space="preserve">– zaliczka w wysokości </w:t>
+        <w:t xml:space="preserve">– zaliczka w wysokości</w:t>
       </w:r>
       <w:del w:id="5034" w:author="Ewa Retajczyk" w:date="2026-10-20T15:17:18Z">
         <w:r>
-          <w:delText xml:space="preserve">do </w:delText>
+          <w:delText xml:space="preserve"> </w:delText>
         </w:r>
         <w:r>
-          <w:delText xml:space="preserve">50</w:delText>
+          <w:delText xml:space="preserve">do</w:delText>
         </w:r>
       </w:del>
-      <w:ins w:id="5035" w:author="Ewa Retajczyk" w:date="2026-10-20T15:17:26Z">
-        <w:r>
-          <w:rPr>
-            <w:highlight w:val="yellow"/>
-          </w:rPr>
-          <w:t xml:space="preserve">[30]</w:t>
-        </w:r>
-      </w:ins>
-      <w:r>
-        <w:t xml:space="preserve">% wartości pozycji 1 (stacje ładowania), </w:t>
+      <w:r>
+        <w:t xml:space="preserve"> </w:t>
+      </w:r>
+      <w:r>
+        <w:t xml:space="preserve">50% wartości pozycji 1 (stacje ładowania), </w:t>
       </w:r>
       <w:r>
         <w:rPr>
@@ -2044,12 +2039,12 @@
       <w:r>
         <w:t xml:space="preserve">– pozostała część wartości pozycji 1 – </w:t>
       </w:r>
-      <w:del w:id="5006" w:author="Ewa Retajczyk" w:date="2026-10-20T15:18:49Z">
+      <w:del w:id="5006" w:author="Ewa Retajczyk" w:date="2026-10-20T15:17:26Z">
         <w:r>
           <w:delText xml:space="preserve">po</w:delText>
         </w:r>
       </w:del>
-      <w:ins w:id="5007" w:author="Ewa Retajczyk" w:date="2026-10-20T15:19:10Z">
+      <w:ins w:id="5007" w:author="Ewa Retajczyk" w:date="2026-10-20T15:18:49Z">
         <w:r>
           <w:t xml:space="preserve">w</w:t>
         </w:r>
